--- a/Wes_Shelton_Resume.docx
+++ b/Wes_Shelton_Resume.docx
@@ -1206,7 +1206,7 @@
           <w:i w:val="0"/>
           <w:sz w:val="19"/>
         </w:rPr>
-        <w:t>Bachelor of Science, History, Minor in Political Science, Eastern Michigan University</w:t>
+        <w:t>Bachelor of Science, History, Eastern Michigan University</w:t>
       </w:r>
     </w:p>
     <w:p>

--- a/Wes_Shelton_Resume.docx
+++ b/Wes_Shelton_Resume.docx
@@ -59,7 +59,7 @@
           <w:i w:val="0"/>
           <w:sz w:val="23"/>
         </w:rPr>
-        <w:t>AI ENABLEMENT AND ADOPTION | BUSINESS PROCESS IMPROVEMENT</w:t>
+        <w:t>HR AND BENEFITS TECHNOLOGY | AI ENABLEMENT | PROCESS IMPROVEMENT</w:t>
       </w:r>
     </w:p>
     <w:p>
@@ -74,7 +74,7 @@
           <w:i/>
           <w:sz w:val="20"/>
         </w:rPr>
-        <w:t>Copilot Studio and Power Platform • Training and Adoption Programs • Governed AI Prompt Libraries</w:t>
+        <w:t>ADP Workforce Now, Workday, PeopleSoft • Copilot Studio and Power Platform • Training and Adoption Programs</w:t>
       </w:r>
     </w:p>
     <w:p>

--- a/Wes_Shelton_Resume.docx
+++ b/Wes_Shelton_Resume.docx
@@ -106,7 +106,7 @@
           <w:i w:val="0"/>
           <w:sz w:val="19"/>
         </w:rPr>
-        <w:t>AI enablement specialist and IT project manager, most recently at a global chemical manufacturer as the escalation point for Copilot and Microsoft 365 issues. Ran a digital learning program: 34 sessions, 1,019 attendees, 72% attendance conversion, and an average CSAT of 2.91 out of 3. Built 500+ governed prompts with responsible-AI documentation, and recommended Power Automate over a Copilot Studio agent when Legal needed auditable routing. HR operations background; Lean Six Sigma Black Belt.</w:t>
+        <w:t>IT project manager who came to IT from benefits and HR systems work, most recently at a global chemical manufacturer as the escalation point for Copilot and Microsoft 365 issues. Ran a digital learning program: 34 sessions, 1,019 attendees, 72% attendance conversion, and an average CSAT of 2.91 out of 3. Built 500+ governed prompts with responsible-AI documentation, and recommended Power Automate over a Copilot Studio agent when Legal needed auditable routing. Lean Six Sigma Black Belt.</w:t>
       </w:r>
     </w:p>
     <w:p>
